--- a/docs/EPM_User_Manual_CN.docx
+++ b/docs/EPM_User_Manual_CN.docx
@@ -373,6 +373,39 @@
           <w:i w:val="0"/>
         </w:rPr>
         <w:t>首次试用按以下顺序执行：管理员初始化组织、集团科目、会计年度与合并范围；集团会计设置受控汇率和内部往来；子公司会计报送 TB；集团会计完成对账与调整；负责人审批构建并进行关账检查、签字和关闭；预算团队再练习填报、四层调整、锁定和预实查询。没有准备基础档案时，空报表通常表示尚未形成业务数据。</w:t>
+      </w:r>
+    </w:p>
+    <w:p>
+      <w:pPr>
+        <w:pStyle w:val="Heading2"/>
+      </w:pPr>
+      <w:r>
+        <w:rPr>
+          <w:rFonts w:ascii="Arial" w:hAnsi="Arial" w:eastAsia="宋体"/>
+          <w:b w:val="0"/>
+          <w:i w:val="0"/>
+        </w:rPr>
+        <w:t>本版首次初始化适配与中断处理</w:t>
+      </w:r>
+    </w:p>
+    <w:p>
+      <w:r>
+        <w:rPr>
+          <w:rFonts w:ascii="Arial" w:hAnsi="Arial" w:eastAsia="宋体"/>
+          <w:b w:val="0"/>
+          <w:i w:val="0"/>
+        </w:rPr>
+        <w:t>本版首次站点尚无维度时，会补入随发行配置的 Business Unit（业务单元）、Cost Center（成本中心）、Department（部门）三项维度并进行一次初始字段架构同步；若已有维度则保留其定义。这是本次便携部署新增的初始化适配，不是上游固定源码开箱已有配置，也不插入集团、实体、科目或财务示例明细。成本中心与部门默认纳入预算，业务单元默认不纳入预算；正式维度粒度仍须由集团确认并受控维护。</w:t>
+      </w:r>
+    </w:p>
+    <w:p>
+      <w:r>
+        <w:rPr>
+          <w:rFonts w:ascii="Arial" w:hAnsi="Arial" w:eastAsia="宋体"/>
+          <w:b w:val="0"/>
+          <w:i w:val="0"/>
+        </w:rPr>
+        <w:t>首次核心建站中断时，仅在存在本机登记的未完成初始化记录且满足安全条件下，程序会保留旧的未完成资料并尝试安全恢复。已经就绪的业务库不会自动重置；无恢复记录、超出恢复范围或持续失败时会保留数据并报错，需要查看日志排查。不要把此机制理解为任意故障都能自动恢复，更不要手工删除业务盘或重置种子。</w:t>
       </w:r>
     </w:p>
     <w:p>
@@ -6471,7 +6504,7 @@
           <w:b w:val="0"/>
           <w:i w:val="0"/>
         </w:rPr>
-        <w:t>，Annual 为只读合计，Sheet 的 Annual Total 为各行合计。成本中心、部门、业务单元等字段依赖已发布且纳入预算的 Dimension 动态生成；新安装没有这些列时，应先完成维度方案和架构应用。</w:t>
+        <w:t>，Annual 为只读合计，Sheet 的 Annual Total 为各行合计。成本中心、部门、业务单元等字段依赖已发布且纳入预算的 Dimension 动态生成；本便携版首次空维度初始化默认提供三项定义，其中成本中心和部门纳入预算，业务单元默认不纳入预算。若使用已有维度方案或未出现所需列，应核对发布状态、预算标记与架构应用，不能直接假定所有维度都应显示。</w:t>
       </w:r>
     </w:p>
     <w:tbl>

--- a/docs/EPM_User_Manual_CN.docx
+++ b/docs/EPM_User_Manual_CN.docx
@@ -310,7 +310,7 @@
           <w:i w:val="0"/>
           <w:sz w:val="18"/>
         </w:rPr>
-        <w:t>http://127.0.0.1:18480/</w:t>
+        <w:t>http://127.0.0.1:18480/app</w:t>
       </w:r>
       <w:r>
         <w:rPr>
@@ -2049,6 +2049,188 @@
           <w:i w:val="0"/>
         </w:rPr>
         <w:t>2. 登录与日常操作规范</w:t>
+      </w:r>
+    </w:p>
+    <w:p>
+      <w:pPr>
+        <w:pStyle w:val="Heading2"/>
+      </w:pPr>
+      <w:r>
+        <w:rPr>
+          <w:rFonts w:ascii="Arial" w:hAnsi="Arial" w:eastAsia="宋体"/>
+          <w:b w:val="0"/>
+          <w:i w:val="0"/>
+        </w:rPr>
+        <w:t>首次登录基础设置（Welcome / Setup Wizard）</w:t>
+      </w:r>
+    </w:p>
+    <w:p>
+      <w:r>
+        <w:rPr>
+          <w:rFonts w:ascii="Arial" w:hAnsi="Arial" w:eastAsia="宋体"/>
+          <w:b w:val="0"/>
+          <w:i w:val="0"/>
+        </w:rPr>
+        <w:t xml:space="preserve">首次用 </w:t>
+      </w:r>
+      <w:r>
+        <w:rPr>
+          <w:rFonts w:ascii="Consolas" w:hAnsi="Consolas" w:eastAsia="宋体"/>
+          <w:b w:val="0"/>
+          <w:i w:val="0"/>
+          <w:sz w:val="18"/>
+        </w:rPr>
+        <w:t>Administrator</w:t>
+      </w:r>
+      <w:r>
+        <w:rPr>
+          <w:rFonts w:ascii="Arial" w:hAnsi="Arial" w:eastAsia="宋体"/>
+          <w:b w:val="0"/>
+          <w:i w:val="0"/>
+        </w:rPr>
+        <w:t xml:space="preserve"> 和本机初始密码登录后，可能进入 Frappe 的 Welcome / Setup Wizard。这是基础用户与地区设置向导，不是财务演示账套初始化，也不会自动建好集团合并、预算或集团报告币政策。</w:t>
+      </w:r>
+    </w:p>
+    <w:p>
+      <w:pPr>
+        <w:pStyle w:val="ListNumber"/>
+        <w:numPr>
+          <w:ilvl w:val="0"/>
+          <w:numId w:val="10"/>
+        </w:numPr>
+      </w:pPr>
+      <w:r>
+        <w:rPr>
+          <w:rFonts w:ascii="Arial" w:hAnsi="Arial" w:eastAsia="宋体"/>
+          <w:b w:val="0"/>
+          <w:i w:val="0"/>
+        </w:rPr>
+        <w:t>选择界面语言、国家、时区和默认货币。中国试用可参考 Chinese／简体中文、China、Asia/Shanghai、CNY；其中默认货币和地区不替代 Entity 本位币、Consolidation Group 报告币及集团会计政策。</w:t>
+      </w:r>
+    </w:p>
+    <w:p>
+      <w:pPr>
+        <w:pStyle w:val="ListNumber"/>
+        <w:numPr>
+          <w:ilvl w:val="0"/>
+          <w:numId w:val="10"/>
+        </w:numPr>
+      </w:pPr>
+      <w:r>
+        <w:rPr>
+          <w:rFonts w:ascii="Arial" w:hAnsi="Arial" w:eastAsia="宋体"/>
+          <w:b w:val="0"/>
+          <w:i w:val="0"/>
+        </w:rPr>
+        <w:t>点击 Next，填写你自己的姓名、有效邮箱和新的个人账号密码。不要把演示或示例邮箱作为正式账号；妥善保存个人密码。</w:t>
+      </w:r>
+    </w:p>
+    <w:p>
+      <w:pPr>
+        <w:pStyle w:val="ListNumber"/>
+        <w:numPr>
+          <w:ilvl w:val="0"/>
+          <w:numId w:val="10"/>
+        </w:numPr>
+      </w:pPr>
+      <w:r>
+        <w:rPr>
+          <w:rFonts w:ascii="Arial" w:hAnsi="Arial" w:eastAsia="宋体"/>
+          <w:b w:val="0"/>
+          <w:i w:val="0"/>
+        </w:rPr>
+        <w:t>向导完成后，平台可能自动以新个人账号登录。新账号即使有系统管理角色，也未必具备 EPM 业务角色及实体权限，菜单不完整不表示 EXE 启动失败。</w:t>
+      </w:r>
+    </w:p>
+    <w:p>
+      <w:pPr>
+        <w:pStyle w:val="ListNumber"/>
+        <w:numPr>
+          <w:ilvl w:val="0"/>
+          <w:numId w:val="10"/>
+        </w:numPr>
+      </w:pPr>
+      <w:r>
+        <w:rPr>
+          <w:rFonts w:ascii="Arial" w:hAnsi="Arial" w:eastAsia="宋体"/>
+          <w:b w:val="0"/>
+          <w:i w:val="0"/>
+        </w:rPr>
+        <w:t xml:space="preserve">退出该会话，使用 </w:t>
+      </w:r>
+      <w:r>
+        <w:rPr>
+          <w:rFonts w:ascii="Consolas" w:hAnsi="Consolas" w:eastAsia="宋体"/>
+          <w:b w:val="0"/>
+          <w:i w:val="0"/>
+          <w:sz w:val="18"/>
+        </w:rPr>
+        <w:t>Administrator</w:t>
+      </w:r>
+      <w:r>
+        <w:rPr>
+          <w:rFonts w:ascii="Arial" w:hAnsi="Arial" w:eastAsia="宋体"/>
+          <w:b w:val="0"/>
+          <w:i w:val="0"/>
+        </w:rPr>
+        <w:t xml:space="preserve"> 的本机初始凭证重新登录；若管理员密码已修改，则使用当前密码。在 User 中找到新个人账号，按职责配置 EPM Admin 或预算所需角色，再设置相应 Entity 用户权限；不要把所有人员都分配为管理员。</w:t>
+      </w:r>
+    </w:p>
+    <w:p>
+      <w:pPr>
+        <w:pStyle w:val="ListNumber"/>
+        <w:numPr>
+          <w:ilvl w:val="0"/>
+          <w:numId w:val="10"/>
+        </w:numPr>
+      </w:pPr>
+      <w:r>
+        <w:rPr>
+          <w:rFonts w:ascii="Arial" w:hAnsi="Arial" w:eastAsia="宋体"/>
+          <w:b w:val="0"/>
+          <w:i w:val="0"/>
+        </w:rPr>
+        <w:t>再使用个人账号登录，按中文用户手册进行授权范围内的初始化和业务操作。源界面仍以英文为主，选择中文不保证所有业务页面已汉化。</w:t>
+      </w:r>
+    </w:p>
+    <w:p>
+      <w:r>
+        <w:rPr>
+          <w:rFonts w:ascii="Arial" w:hAnsi="Arial" w:eastAsia="宋体"/>
+          <w:b w:val="0"/>
+          <w:i w:val="0"/>
+        </w:rPr>
+        <w:t xml:space="preserve">首次进入 </w:t>
+      </w:r>
+      <w:r>
+        <w:rPr>
+          <w:rFonts w:ascii="Consolas" w:hAnsi="Consolas" w:eastAsia="宋体"/>
+          <w:b w:val="0"/>
+          <w:i w:val="0"/>
+          <w:sz w:val="18"/>
+        </w:rPr>
+        <w:t>/close</w:t>
+      </w:r>
+      <w:r>
+        <w:rPr>
+          <w:rFonts w:ascii="Arial" w:hAnsi="Arial" w:eastAsia="宋体"/>
+          <w:b w:val="0"/>
+          <w:i w:val="0"/>
+        </w:rPr>
+        <w:t xml:space="preserve"> 出现“无期间”或 Numbers never built 等提示，通常表示尚未建立会计期间、首次关账起点或未完成受控构建，不等于 EXE 失败。请按用户手册维护主体、科目、合并组、EPM Fiscal Year 与 Close Settings 的首次关账年度／期间，再走发布、审批和构建流程。空站点没有你的集团财务数据，向导不会代你创建完整集团账套。</w:t>
+      </w:r>
+    </w:p>
+    <w:p>
+      <w:pPr>
+        <w:pStyle w:val="Heading2"/>
+      </w:pPr>
+      <w:r>
+        <w:rPr>
+          <w:rFonts w:ascii="Arial" w:hAnsi="Arial" w:eastAsia="宋体"/>
+          <w:b w:val="0"/>
+          <w:i w:val="0"/>
+        </w:rPr>
+        <w:t>日常登录与操作</w:t>
       </w:r>
     </w:p>
     <w:p>
@@ -4933,7 +5115,7 @@
         <w:pStyle w:val="ListNumber"/>
         <w:numPr>
           <w:ilvl w:val="0"/>
-          <w:numId w:val="10"/>
+          <w:numId w:val="11"/>
         </w:numPr>
       </w:pPr>
       <w:r>
@@ -4950,7 +5132,7 @@
         <w:pStyle w:val="ListNumber"/>
         <w:numPr>
           <w:ilvl w:val="0"/>
-          <w:numId w:val="10"/>
+          <w:numId w:val="11"/>
         </w:numPr>
       </w:pPr>
       <w:r>
@@ -4967,7 +5149,7 @@
         <w:pStyle w:val="ListNumber"/>
         <w:numPr>
           <w:ilvl w:val="0"/>
-          <w:numId w:val="10"/>
+          <w:numId w:val="11"/>
         </w:numPr>
       </w:pPr>
       <w:r>
@@ -4984,7 +5166,7 @@
         <w:pStyle w:val="ListNumber"/>
         <w:numPr>
           <w:ilvl w:val="0"/>
-          <w:numId w:val="10"/>
+          <w:numId w:val="11"/>
         </w:numPr>
       </w:pPr>
       <w:r>
@@ -5001,7 +5183,7 @@
         <w:pStyle w:val="ListNumber"/>
         <w:numPr>
           <w:ilvl w:val="0"/>
-          <w:numId w:val="10"/>
+          <w:numId w:val="11"/>
         </w:numPr>
       </w:pPr>
       <w:r>
@@ -9723,6 +9905,12 @@
       <w:startOverride w:val="1"/>
     </w:lvlOverride>
   </w:num>
+  <w:num w:numId="11">
+    <w:abstractNumId w:val="7"/>
+    <w:lvlOverride w:ilvl="0">
+      <w:startOverride w:val="1"/>
+    </w:lvlOverride>
+  </w:num>
 </w:numbering>
 </file>
 

--- a/docs/EPM_User_Manual_CN.docx
+++ b/docs/EPM_User_Manual_CN.docx
@@ -301,7 +301,7 @@
           <w:b w:val="0"/>
           <w:i w:val="0"/>
         </w:rPr>
-        <w:t xml:space="preserve">：完整解压后双击即打开本机启动进度页，并自动检查、准备和启动，无需输入编号菜单。分块版首次需联网下载固定版本基础环境。按本轮 TCG 纯软件模拟、2 CPU、6GB 内存的测试条件，首次建站可能需要约 10–30 分钟；这是等待参考，最终以随包验证报告的实际计时为准，低性能电脑可能更久，不能按秒开预期。后续启动复用已有数据通常较快，仍需等待就绪。完整就绪后自动打开业务页；也可点击“打开平台”。业务入口优先使用 </w:t>
+        <w:t xml:space="preserve">：完整解压后双击即打开本机启动进度页，并自动检查、准备和启动，无需输入编号菜单。分块版首次需联网下载固定版本基础环境。本版采用 TCG 纯软件模拟，默认 2 CPU、约 6GB 内存。首次启动可能需要数十分钟，低配置或初始化内容较多时可能更久，不能按秒开预期；以随包运行验证说明的实测为准。完整就绪默认最多等待 7200 秒，超时保留运行环境和数据，须查看日志并安全退出。后续启动复用已有数据通常较快，仍需等待就绪。完整就绪后自动打开业务页；也可点击“打开平台”。业务入口优先使用 </w:t>
       </w:r>
       <w:r>
         <w:rPr>

--- a/docs/EPM_User_Manual_CN.docx
+++ b/docs/EPM_User_Manual_CN.docx
@@ -56,11 +56,7 @@
     </w:p>
     <w:p>
       <w:r>
-        <w:rPr>
-          <w:rFonts w:ascii="Arial" w:hAnsi="Arial" w:eastAsia="宋体"/>
-          <w:sz w:val="24"/>
-        </w:rPr>
-        <w:t>v1.1　｜　2026年10月19日</w:t>
+        <w:t>v1.2　｜　2026年10月20日</w:t>
       </w:r>
     </w:p>
     <w:p>
@@ -202,46 +198,7 @@
     </w:p>
     <w:p>
       <w:r>
-        <w:rPr>
-          <w:rFonts w:ascii="Arial" w:hAnsi="Arial" w:eastAsia="宋体"/>
-          <w:b w:val="0"/>
-          <w:i w:val="0"/>
-        </w:rPr>
-        <w:t xml:space="preserve">文档版本：1.1（免 Docker 便携版）；编制日期：2026 年 10 月 19 日。适用基线：Konsolidat </w:t>
-      </w:r>
-      <w:r>
-        <w:rPr>
-          <w:rFonts w:ascii="Consolas" w:hAnsi="Consolas" w:eastAsia="宋体"/>
-          <w:b w:val="0"/>
-          <w:i w:val="0"/>
-          <w:sz w:val="18"/>
-        </w:rPr>
-        <w:t>99d7c5a3b08c82034cc26eced1fbb95eaafec12b</w:t>
-      </w:r>
-      <w:r>
-        <w:rPr>
-          <w:rFonts w:ascii="Arial" w:hAnsi="Arial" w:eastAsia="宋体"/>
-          <w:b w:val="0"/>
-          <w:i w:val="0"/>
-        </w:rPr>
-        <w:t xml:space="preserve"> 与 Konsol </w:t>
-      </w:r>
-      <w:r>
-        <w:rPr>
-          <w:rFonts w:ascii="Consolas" w:hAnsi="Consolas" w:eastAsia="宋体"/>
-          <w:b w:val="0"/>
-          <w:i w:val="0"/>
-          <w:sz w:val="18"/>
-        </w:rPr>
-        <w:t>d2d71efdb1f198610d711f656b8373ac0c9cd0c4</w:t>
-      </w:r>
-      <w:r>
-        <w:rPr>
-          <w:rFonts w:ascii="Arial" w:hAnsi="Arial" w:eastAsia="宋体"/>
-          <w:b w:val="0"/>
-          <w:i w:val="0"/>
-        </w:rPr>
-        <w:t>。</w:t>
+        <w:t>文档版本：1.2（中文免Docker便携版）；更新日期：2026年10月20日。适用基线：Konsolidat 99d7c5a3b08c82034cc26eced1fbb95eaafec12b 与 Konsol d2d71efdb1f198610d711f656b8373ac0c9cd0c4。</w:t>
       </w:r>
     </w:p>
     <w:p>
@@ -258,13 +215,14 @@
       </w:r>
     </w:p>
     <w:p>
+      <w:pPr>
+        <w:spacing w:line="324" w:lineRule="auto"/>
+      </w:pPr>
       <w:r>
         <w:rPr>
-          <w:rFonts w:ascii="Arial" w:hAnsi="Arial" w:eastAsia="宋体"/>
-          <w:b w:val="0"/>
-          <w:i w:val="0"/>
+          <w:rFonts w:ascii="Noto Sans CJK SC" w:hAnsi="Noto Sans CJK SC" w:eastAsia="Noto Sans CJK SC"/>
         </w:rPr>
-        <w:t>本手册介绍固定源码中实际存在的业务入口与操作逻辑。部分界面仍显示英文，因此保留英文菜单并提供中文对照。中文版说明书不代表源界面已全面汉化；《中文研发需求规格说明书》中的新增页面、业务预算模板、中文驾驶舱与流程增强也不代表安装包中已经实现。</w:t>
+        <w:t>本手册介绍固定源码实际存在的业务入口与操作逻辑，并说明本版新增的简体中文显示层。英文菜单和技术标识保留供开发追溯，可按中文版菜单对照操作。《中文研发需求规格说明书》中标记为二开目标的新增业务模板、驾驶舱和流程增强，仍需后续研发；交互原型中的演示不代表运行软件已实现这些目标。</w:t>
       </w:r>
     </w:p>
     <w:p>
@@ -278,64 +236,14 @@
       </w:r>
     </w:p>
     <w:p>
+      <w:pPr>
+        <w:spacing w:line="324" w:lineRule="auto"/>
+      </w:pPr>
       <w:r>
         <w:rPr>
-          <w:rFonts w:ascii="Arial" w:hAnsi="Arial" w:eastAsia="宋体"/>
-          <w:b w:val="0"/>
-          <w:i w:val="0"/>
+          <w:rFonts w:ascii="Noto Sans CJK SC" w:hAnsi="Noto Sans CJK SC" w:eastAsia="Noto Sans CJK SC"/>
         </w:rPr>
-        <w:t xml:space="preserve">日常入口是包内 </w:t>
-      </w:r>
-      <w:r>
-        <w:rPr>
-          <w:rFonts w:ascii="Consolas" w:hAnsi="Consolas" w:eastAsia="宋体"/>
-          <w:b w:val="0"/>
-          <w:i w:val="0"/>
-          <w:sz w:val="18"/>
-        </w:rPr>
-        <w:t>自研EPM.exe</w:t>
-      </w:r>
-      <w:r>
-        <w:rPr>
-          <w:rFonts w:ascii="Arial" w:hAnsi="Arial" w:eastAsia="宋体"/>
-          <w:b w:val="0"/>
-          <w:i w:val="0"/>
-        </w:rPr>
-        <w:t xml:space="preserve">：完整解压后双击即打开本机启动进度页，并自动检查、准备和启动，无需输入编号菜单。分块版首次需联网下载固定版本基础环境。本版采用 TCG 纯软件模拟，默认 2 CPU、约 6GB 内存。首次启动可能需要数十分钟，低配置或初始化内容较多时可能更久，不能按秒开预期；以随包运行验证说明的实测为准。完整就绪默认最多等待 7200 秒，超时保留运行环境和数据，须查看日志并安全退出。后续启动复用已有数据通常较快，仍需等待就绪。完整就绪后自动打开业务页；也可点击“打开平台”。业务入口优先使用 </w:t>
-      </w:r>
-      <w:r>
-        <w:rPr>
-          <w:rFonts w:ascii="Consolas" w:hAnsi="Consolas" w:eastAsia="宋体"/>
-          <w:b w:val="0"/>
-          <w:i w:val="0"/>
-          <w:sz w:val="18"/>
-        </w:rPr>
-        <w:t>http://127.0.0.1:18480/app</w:t>
-      </w:r>
-      <w:r>
-        <w:rPr>
-          <w:rFonts w:ascii="Arial" w:hAnsi="Arial" w:eastAsia="宋体"/>
-          <w:b w:val="0"/>
-          <w:i w:val="0"/>
-        </w:rPr>
-        <w:t xml:space="preserve">，占用时选择其他本机端口，请使用启动器实际打开的地址。初始管理员为 </w:t>
-      </w:r>
-      <w:r>
-        <w:rPr>
-          <w:rFonts w:ascii="Consolas" w:hAnsi="Consolas" w:eastAsia="宋体"/>
-          <w:b w:val="0"/>
-          <w:i w:val="0"/>
-          <w:sz w:val="18"/>
-        </w:rPr>
-        <w:t>Administrator</w:t>
-      </w:r>
-      <w:r>
-        <w:rPr>
-          <w:rFonts w:ascii="Arial" w:hAnsi="Arial" w:eastAsia="宋体"/>
-          <w:b w:val="0"/>
-          <w:i w:val="0"/>
-        </w:rPr>
-        <w:t>，初始密码通过“查看本机登录信息”显示；若已在平台内修改密码，使用修改后的密码。</w:t>
+        <w:t>日常入口是包内 自研EPM.exe：完整解压后双击即打开本机启动进度页，并自动检查、准备和启动，无需输入编号菜单。分块版首次需联网下载固定版本基础环境。本版采用 TCG 纯软件模拟，默认2个模拟CPU，客户机内存自动选择4GB或6GB，翻译缓存128MiB。首次启动可能需要数十分钟，低配置或初始化内容较多时可能更久，不能按秒开预期；以随包运行验证说明的实测为准。完整就绪默认最多等待 7200 秒，超时保留运行环境和数据，须查看日志并安全退出。后续启动复用已有数据通常较快，仍需等待就绪。完整就绪后自动打开业务页；也可点击“打开平台”。业务入口优先使用 http://127.0.0.1:18480/app，占用时选择其他本机端口，请使用启动器实际打开的地址。初始管理员为 Administrator，初始密码通过“查看本机登录信息”显示；若已在平台内修改密码，使用修改后的密码。</w:t>
       </w:r>
     </w:p>
     <w:p>
@@ -512,17 +420,8 @@
             <w:vAlign w:val="top"/>
           </w:tcPr>
           <w:p>
-            <w:pPr>
-              <w:spacing w:after="30" w:before="30" w:line="240" w:lineRule="auto"/>
-            </w:pPr>
-            <w:r>
-              <w:rPr>
-                <w:rFonts w:ascii="Arial" w:hAnsi="Arial" w:eastAsia="宋体"/>
-                <w:b w:val="0"/>
-                <w:i w:val="0"/>
-                <w:sz w:val="18"/>
-              </w:rPr>
-              <w:t>Frappe Desk → Konsolidat Workspace</w:t>
+            <w:r>
+              <w:t>业务工作台（Frappe Desk → Konsolidat Workspace）</w:t>
             </w:r>
           </w:p>
         </w:tc>
@@ -592,17 +491,8 @@
             <w:vAlign w:val="top"/>
           </w:tcPr>
           <w:p>
-            <w:pPr>
-              <w:spacing w:after="30" w:before="30" w:line="240" w:lineRule="auto"/>
-            </w:pPr>
-            <w:r>
-              <w:rPr>
-                <w:rFonts w:ascii="Arial" w:hAnsi="Arial" w:eastAsia="宋体"/>
-                <w:b w:val="0"/>
-                <w:i w:val="0"/>
-                <w:sz w:val="18"/>
-              </w:rPr>
-              <w:t>Close</w:t>
+            <w:r>
+              <w:t>集团关账（Close）</w:t>
             </w:r>
           </w:p>
         </w:tc>
@@ -726,18 +616,8 @@
             <w:shd w:fill="DCE6F1"/>
           </w:tcPr>
           <w:p>
-            <w:pPr>
-              <w:spacing w:after="30" w:before="30" w:line="240" w:lineRule="auto"/>
-            </w:pPr>
-            <w:r>
-              <w:rPr>
-                <w:rFonts w:ascii="Arial" w:hAnsi="Arial" w:eastAsia="宋体"/>
-                <w:b/>
-                <w:i w:val="0"/>
-                <w:color w:val="1A3C6E"/>
-                <w:sz w:val="18"/>
-              </w:rPr>
-              <w:t>卡片英文名</w:t>
+            <w:r>
+              <w:t>卡片名称（英文索引）</w:t>
             </w:r>
           </w:p>
         </w:tc>
@@ -793,17 +673,8 @@
             <w:vAlign w:val="top"/>
           </w:tcPr>
           <w:p>
-            <w:pPr>
-              <w:spacing w:after="30" w:before="30" w:line="240" w:lineRule="auto"/>
-            </w:pPr>
-            <w:r>
-              <w:rPr>
-                <w:rFonts w:ascii="Arial" w:hAnsi="Arial" w:eastAsia="宋体"/>
-                <w:b w:val="0"/>
-                <w:i w:val="0"/>
-                <w:sz w:val="18"/>
-              </w:rPr>
-              <w:t>Pipeline &amp; Ingestion</w:t>
+            <w:r>
+              <w:t>数据流水线与接入（Pipeline &amp; Ingestion）</w:t>
             </w:r>
           </w:p>
         </w:tc>
@@ -833,17 +704,8 @@
             <w:vAlign w:val="top"/>
           </w:tcPr>
           <w:p>
-            <w:pPr>
-              <w:spacing w:after="30" w:before="30" w:line="240" w:lineRule="auto"/>
-            </w:pPr>
-            <w:r>
-              <w:rPr>
-                <w:rFonts w:ascii="Arial" w:hAnsi="Arial" w:eastAsia="宋体"/>
-                <w:b w:val="0"/>
-                <w:i w:val="0"/>
-                <w:sz w:val="18"/>
-              </w:rPr>
-              <w:t>Connectors、Pipeline Runs、Build Approvals</w:t>
+            <w:r>
+              <w:t>连接器（Connectors）、数据流水线运行记录（Pipeline Runs）、构建审批（Build Approvals）</w:t>
             </w:r>
           </w:p>
         </w:tc>
@@ -855,17 +717,8 @@
             <w:vAlign w:val="top"/>
           </w:tcPr>
           <w:p>
-            <w:pPr>
-              <w:spacing w:after="30" w:before="30" w:line="240" w:lineRule="auto"/>
-            </w:pPr>
-            <w:r>
-              <w:rPr>
-                <w:rFonts w:ascii="Arial" w:hAnsi="Arial" w:eastAsia="宋体"/>
-                <w:b w:val="0"/>
-                <w:i w:val="0"/>
-                <w:sz w:val="18"/>
-              </w:rPr>
-              <w:t>Model &amp; Metadata</w:t>
+            <w:r>
+              <w:t>模型与元数据（Model &amp; Metadata）</w:t>
             </w:r>
           </w:p>
         </w:tc>
@@ -895,17 +748,8 @@
             <w:vAlign w:val="top"/>
           </w:tcPr>
           <w:p>
-            <w:pPr>
-              <w:spacing w:after="30" w:before="30" w:line="240" w:lineRule="auto"/>
-            </w:pPr>
-            <w:r>
-              <w:rPr>
-                <w:rFonts w:ascii="Arial" w:hAnsi="Arial" w:eastAsia="宋体"/>
-                <w:b w:val="0"/>
-                <w:i w:val="0"/>
-                <w:sz w:val="18"/>
-              </w:rPr>
-              <w:t>Dimensions、Dimension Mappings、Datasets、Measures、Scenarios、Reporting Hierarchies</w:t>
+            <w:r>
+              <w:t>维度（Dimensions）、维度映射（Dimension Mappings）、数据集（Datasets）、度量（Measures）、情景（Scenarios）、报告层级（Reporting Hierarchies）</w:t>
             </w:r>
           </w:p>
         </w:tc>
@@ -917,17 +761,8 @@
             <w:vAlign w:val="top"/>
           </w:tcPr>
           <w:p>
-            <w:pPr>
-              <w:spacing w:after="30" w:before="30" w:line="240" w:lineRule="auto"/>
-            </w:pPr>
-            <w:r>
-              <w:rPr>
-                <w:rFonts w:ascii="Arial" w:hAnsi="Arial" w:eastAsia="宋体"/>
-                <w:b w:val="0"/>
-                <w:i w:val="0"/>
-                <w:sz w:val="18"/>
-              </w:rPr>
-              <w:t>Reference Data</w:t>
+            <w:r>
+              <w:t>参考数据（Reference Data）</w:t>
             </w:r>
           </w:p>
         </w:tc>
@@ -957,17 +792,8 @@
             <w:vAlign w:val="top"/>
           </w:tcPr>
           <w:p>
-            <w:pPr>
-              <w:spacing w:after="30" w:before="30" w:line="240" w:lineRule="auto"/>
-            </w:pPr>
-            <w:r>
-              <w:rPr>
-                <w:rFonts w:ascii="Arial" w:hAnsi="Arial" w:eastAsia="宋体"/>
-                <w:b w:val="0"/>
-                <w:i w:val="0"/>
-                <w:sz w:val="18"/>
-              </w:rPr>
-              <w:t>Group Chart of Accounts、Fiscal Year、Entities、Cash Flow Categories</w:t>
+            <w:r>
+              <w:t>集团科目表（Group Chart of Accounts）、会计年度（Fiscal Year）、法人（Entities）、现金流量类别（Cash Flow Categories）</w:t>
             </w:r>
           </w:p>
         </w:tc>
@@ -979,17 +805,8 @@
             <w:vAlign w:val="top"/>
           </w:tcPr>
           <w:p>
-            <w:pPr>
-              <w:spacing w:after="30" w:before="30" w:line="240" w:lineRule="auto"/>
-            </w:pPr>
-            <w:r>
-              <w:rPr>
-                <w:rFonts w:ascii="Arial" w:hAnsi="Arial" w:eastAsia="宋体"/>
-                <w:b w:val="0"/>
-                <w:i w:val="0"/>
-                <w:sz w:val="18"/>
-              </w:rPr>
-              <w:t>Budgeting &amp; Planning</w:t>
+            <w:r>
+              <w:t>预算与计划（Budgeting &amp; Planning）</w:t>
             </w:r>
           </w:p>
         </w:tc>
@@ -1019,17 +836,8 @@
             <w:vAlign w:val="top"/>
           </w:tcPr>
           <w:p>
-            <w:pPr>
-              <w:spacing w:after="30" w:before="30" w:line="240" w:lineRule="auto"/>
-            </w:pPr>
-            <w:r>
-              <w:rPr>
-                <w:rFonts w:ascii="Arial" w:hAnsi="Arial" w:eastAsia="宋体"/>
-                <w:b w:val="0"/>
-                <w:i w:val="0"/>
-                <w:sz w:val="18"/>
-              </w:rPr>
-              <w:t>Budget Cycles、Budget Sheets、Spread Profiles</w:t>
+            <w:r>
+              <w:t>预算周期（Budget Cycles）、预算表（Budget Sheets）、分摊方案（Spread Profiles）</w:t>
             </w:r>
           </w:p>
         </w:tc>
@@ -1041,17 +849,8 @@
             <w:vAlign w:val="top"/>
           </w:tcPr>
           <w:p>
-            <w:pPr>
-              <w:spacing w:after="30" w:before="30" w:line="240" w:lineRule="auto"/>
-            </w:pPr>
-            <w:r>
-              <w:rPr>
-                <w:rFonts w:ascii="Arial" w:hAnsi="Arial" w:eastAsia="宋体"/>
-                <w:b w:val="0"/>
-                <w:i w:val="0"/>
-                <w:sz w:val="18"/>
-              </w:rPr>
-              <w:t>Consolidation</w:t>
+            <w:r>
+              <w:t>集团财务合并（Consolidation）</w:t>
             </w:r>
           </w:p>
         </w:tc>
@@ -1081,17 +880,8 @@
             <w:vAlign w:val="top"/>
           </w:tcPr>
           <w:p>
-            <w:pPr>
-              <w:spacing w:after="30" w:before="30" w:line="240" w:lineRule="auto"/>
-            </w:pPr>
-            <w:r>
-              <w:rPr>
-                <w:rFonts w:ascii="Arial" w:hAnsi="Arial" w:eastAsia="宋体"/>
-                <w:b w:val="0"/>
-                <w:i w:val="0"/>
-                <w:sz w:val="18"/>
-              </w:rPr>
-              <w:t>Consolidation Groups、Ownership Periods、Historical Equity Rates、Intercompany Accounts、IC Balances、Consolidation Journals</w:t>
+            <w:r>
+              <w:t>合并集团（Consolidation Groups）、持股期间（Ownership Periods）、历史权益汇率（Historical Equity Rates）、内部往来科目（Intercompany Accounts）、内部往来余额（IC Balances）、合并调整凭证（Consolidation Journals）</w:t>
             </w:r>
           </w:p>
         </w:tc>
@@ -1103,17 +893,8 @@
             <w:vAlign w:val="top"/>
           </w:tcPr>
           <w:p>
-            <w:pPr>
-              <w:spacing w:after="30" w:before="30" w:line="240" w:lineRule="auto"/>
-            </w:pPr>
-            <w:r>
-              <w:rPr>
-                <w:rFonts w:ascii="Arial" w:hAnsi="Arial" w:eastAsia="宋体"/>
-                <w:b w:val="0"/>
-                <w:i w:val="0"/>
-                <w:sz w:val="18"/>
-              </w:rPr>
-              <w:t>Assertions</w:t>
+            <w:r>
+              <w:t>校验规则（Assertions）</w:t>
             </w:r>
           </w:p>
         </w:tc>
@@ -1143,17 +924,8 @@
             <w:vAlign w:val="top"/>
           </w:tcPr>
           <w:p>
-            <w:pPr>
-              <w:spacing w:after="30" w:before="30" w:line="240" w:lineRule="auto"/>
-            </w:pPr>
-            <w:r>
-              <w:rPr>
-                <w:rFonts w:ascii="Arial" w:hAnsi="Arial" w:eastAsia="宋体"/>
-                <w:b w:val="0"/>
-                <w:i w:val="0"/>
-                <w:sz w:val="18"/>
-              </w:rPr>
-              <w:t>Assertion Runs</w:t>
+            <w:r>
+              <w:t>校验运行记录（Assertion Runs）</w:t>
             </w:r>
           </w:p>
         </w:tc>
@@ -1165,17 +937,8 @@
             <w:vAlign w:val="top"/>
           </w:tcPr>
           <w:p>
-            <w:pPr>
-              <w:spacing w:after="30" w:before="30" w:line="240" w:lineRule="auto"/>
-            </w:pPr>
-            <w:r>
-              <w:rPr>
-                <w:rFonts w:ascii="Arial" w:hAnsi="Arial" w:eastAsia="宋体"/>
-                <w:b w:val="0"/>
-                <w:i w:val="0"/>
-                <w:sz w:val="18"/>
-              </w:rPr>
-              <w:t>Settings</w:t>
+            <w:r>
+              <w:t>设置（Settings）</w:t>
             </w:r>
           </w:p>
         </w:tc>
@@ -1205,16 +968,7 @@
             <w:vAlign w:val="top"/>
           </w:tcPr>
           <w:p>
-            <w:pPr>
-              <w:spacing w:after="30" w:before="30" w:line="240" w:lineRule="auto"/>
-            </w:pPr>
-            <w:r>
-              <w:rPr>
-                <w:rFonts w:ascii="Arial" w:hAnsi="Arial" w:eastAsia="宋体"/>
-                <w:b w:val="0"/>
-                <w:i w:val="0"/>
-                <w:sz w:val="18"/>
-              </w:rPr>
+            <w:r>
               <w:t>EPM Settings；Close Settings 可通过顶部搜索打开</w:t>
             </w:r>
           </w:p>
@@ -1263,18 +1017,8 @@
             <w:shd w:fill="DCE6F1"/>
           </w:tcPr>
           <w:p>
-            <w:pPr>
-              <w:spacing w:after="30" w:before="30" w:line="240" w:lineRule="auto"/>
-            </w:pPr>
-            <w:r>
-              <w:rPr>
-                <w:rFonts w:ascii="Arial" w:hAnsi="Arial" w:eastAsia="宋体"/>
-                <w:b/>
-                <w:i w:val="0"/>
-                <w:color w:val="1A3C6E"/>
-                <w:sz w:val="18"/>
-              </w:rPr>
-              <w:t>英文菜单</w:t>
+            <w:r>
+              <w:t>中文菜单（英文索引）</w:t>
             </w:r>
           </w:p>
         </w:tc>
@@ -1392,17 +1136,8 @@
             <w:vAlign w:val="top"/>
           </w:tcPr>
           <w:p>
-            <w:pPr>
-              <w:spacing w:after="30" w:before="30" w:line="240" w:lineRule="auto"/>
-            </w:pPr>
-            <w:r>
-              <w:rPr>
-                <w:rFonts w:ascii="Arial" w:hAnsi="Arial" w:eastAsia="宋体"/>
-                <w:b w:val="0"/>
-                <w:i w:val="0"/>
-                <w:sz w:val="18"/>
-              </w:rPr>
-              <w:t>Approvals</w:t>
+            <w:r>
+              <w:t>审批记录（Approvals）</w:t>
             </w:r>
           </w:p>
         </w:tc>
@@ -1454,17 +1189,8 @@
             <w:vAlign w:val="top"/>
           </w:tcPr>
           <w:p>
-            <w:pPr>
-              <w:spacing w:after="30" w:before="30" w:line="240" w:lineRule="auto"/>
-            </w:pPr>
-            <w:r>
-              <w:rPr>
-                <w:rFonts w:ascii="Arial" w:hAnsi="Arial" w:eastAsia="宋体"/>
-                <w:b w:val="0"/>
-                <w:i w:val="0"/>
-                <w:sz w:val="18"/>
-              </w:rPr>
-              <w:t>Period</w:t>
+            <w:r>
+              <w:t>期间（Period）</w:t>
             </w:r>
           </w:p>
         </w:tc>
@@ -1578,17 +1304,8 @@
             <w:vAlign w:val="top"/>
           </w:tcPr>
           <w:p>
-            <w:pPr>
-              <w:spacing w:after="30" w:before="30" w:line="240" w:lineRule="auto"/>
-            </w:pPr>
-            <w:r>
-              <w:rPr>
-                <w:rFonts w:ascii="Arial" w:hAnsi="Arial" w:eastAsia="宋体"/>
-                <w:b w:val="0"/>
-                <w:i w:val="0"/>
-                <w:sz w:val="18"/>
-              </w:rPr>
-              <w:t>Intercompany</w:t>
+            <w:r>
+              <w:t>内部往来（Intercompany）</w:t>
             </w:r>
           </w:p>
         </w:tc>
@@ -1888,17 +1605,8 @@
             <w:vAlign w:val="top"/>
           </w:tcPr>
           <w:p>
-            <w:pPr>
-              <w:spacing w:after="30" w:before="30" w:line="240" w:lineRule="auto"/>
-            </w:pPr>
-            <w:r>
-              <w:rPr>
-                <w:rFonts w:ascii="Arial" w:hAnsi="Arial" w:eastAsia="宋体"/>
-                <w:b w:val="0"/>
-                <w:i w:val="0"/>
-                <w:sz w:val="18"/>
-              </w:rPr>
-              <w:t>Sign-off</w:t>
+            <w:r>
+              <w:t>签核（Sign-off）</w:t>
             </w:r>
           </w:p>
         </w:tc>
@@ -2183,14 +1891,13 @@
           <w:ilvl w:val="0"/>
           <w:numId w:val="10"/>
         </w:numPr>
+        <w:spacing w:line="324" w:lineRule="auto"/>
       </w:pPr>
       <w:r>
         <w:rPr>
-          <w:rFonts w:ascii="Arial" w:hAnsi="Arial" w:eastAsia="宋体"/>
-          <w:b w:val="0"/>
-          <w:i w:val="0"/>
+          <w:rFonts w:ascii="Noto Sans CJK SC" w:hAnsi="Noto Sans CJK SC" w:eastAsia="Noto Sans CJK SC"/>
         </w:rPr>
-        <w:t>再使用个人账号登录，按中文用户手册进行授权范围内的初始化和业务操作。源界面仍以英文为主，选择中文不保证所有业务页面已汉化。</w:t>
+        <w:t>再使用个人账号登录，按中文用户手册进行授权范围内的初始化和业务操作。本版业务显示语言设为简体中文；技术标识和用户业务数据保留原值。</w:t>
       </w:r>
     </w:p>
     <w:p>
@@ -9641,6 +9348,460 @@
         <w:t>本手册按固定源业务能力编写；免 Docker 只改变部署封装，不改变四层预算含义、会计政策或 PRD/RRD 二开目标的实施状态。完整 PRD Word 保留前序研发基线，当前运行入口和验证以本版手册及最终报告为准。</w:t>
       </w:r>
     </w:p>
+    <w:p>
+      <w:r>
+        <w:br w:type="page"/>
+      </w:r>
+    </w:p>
+    <w:p>
+      <w:pPr>
+        <w:pStyle w:val="Heading1"/>
+      </w:pPr>
+      <w:r>
+        <w:t>中文版显示与便携运行更新说明</w:t>
+      </w:r>
+    </w:p>
+    <w:p>
+      <w:r>
+        <w:t>v1.2 中文界面更新 · 2026-10-20。本节为后续新增需求和实际改造说明；前文原源码字段、接口和业务规则仍用于追溯原项目。</w:t>
+      </w:r>
+    </w:p>
+    <w:p>
+      <w:pPr>
+        <w:pStyle w:val="Heading1"/>
+      </w:pPr>
+      <w:r>
+        <w:t>本版界面语言及原始标识</w:t>
+      </w:r>
+    </w:p>
+    <w:p>
+      <w:r>
+        <w:t>启动进度页、业务元数据、关账工作台以及Excel插件的自有界面使用简体中文。集团合并、预算、报表和经营分析的技术字段与原业务模型保持对应，原手册中的英文菜单可按下表查找。</w:t>
+      </w:r>
+    </w:p>
+    <w:p>
+      <w:r>
+        <w:t>Administrator、K.EPM、API路径、数据库字段、SQL、币种代码和用户输入的数据名称属于账号或技术及业务标识，保留原值。中文化只改变显示文字，不自动翻译企业名称、科目编码或说明内容，不改变金额口径、权限角色技术键或接口枚举值。</w:t>
+      </w:r>
+    </w:p>
+    <w:p>
+      <w:r>
+        <w:t>Excel插件的任务窗和函数说明已中文化。实际使用仍需受支持的Microsoft Excel、Office.js网络访问、与部署网址匹配的加载项清单及侧载配置。原项目清单模板保留的演示地址不能作为本机连接地址；真实Excel侧载尚未验收。插件不是启动EXE网页平台的前提。</w:t>
+      </w:r>
+    </w:p>
+    <w:p>
+      <w:r>
+        <w:t>另附两套中文HTML交互原型，解压后从“请先打开.html”进入。完整版演示集团合并、全面预算、经营分析与管理配置；合并与经营分析版的预算页面仅为静态预留，按钮禁用。两版均持续显示“交互原型·演示数据”，在浏览器内使用样例数据，不连接正式账套，刷新即还原；其操作效果不能作为运行软件已经实现该能力的证明。</w:t>
+      </w:r>
+    </w:p>
+    <w:tbl>
+      <w:tblPr>
+        <w:tblStyle w:val="TableGrid"/>
+        <w:tblW w:type="auto" w:w="0"/>
+        <w:tblLook w:firstColumn="1" w:firstRow="1" w:lastColumn="0" w:lastRow="0" w:noHBand="0" w:noVBand="1" w:val="04A0"/>
+      </w:tblPr>
+      <w:tblGrid>
+        <w:gridCol w:w="4968"/>
+        <w:gridCol w:w="4968"/>
+      </w:tblGrid>
+      <w:tr>
+        <w:tc>
+          <w:tcPr>
+            <w:tcW w:type="dxa" w:w="4968"/>
+          </w:tcPr>
+          <w:p>
+            <w:r>
+              <w:t>原标识或英文</w:t>
+            </w:r>
+          </w:p>
+        </w:tc>
+        <w:tc>
+          <w:tcPr>
+            <w:tcW w:type="dxa" w:w="4968"/>
+          </w:tcPr>
+          <w:p>
+            <w:r>
+              <w:t>中文显示</w:t>
+            </w:r>
+          </w:p>
+        </w:tc>
+      </w:tr>
+      <w:tr>
+        <w:tc>
+          <w:tcPr>
+            <w:tcW w:type="dxa" w:w="4968"/>
+          </w:tcPr>
+          <w:p>
+            <w:r>
+              <w:t>Consolidation Group</w:t>
+            </w:r>
+          </w:p>
+        </w:tc>
+        <w:tc>
+          <w:tcPr>
+            <w:tcW w:type="dxa" w:w="4968"/>
+          </w:tcPr>
+          <w:p>
+            <w:r>
+              <w:t>合并集团</w:t>
+            </w:r>
+          </w:p>
+        </w:tc>
+      </w:tr>
+      <w:tr>
+        <w:tc>
+          <w:tcPr>
+            <w:tcW w:type="dxa" w:w="4968"/>
+          </w:tcPr>
+          <w:p>
+            <w:r>
+              <w:t>Entity</w:t>
+            </w:r>
+          </w:p>
+        </w:tc>
+        <w:tc>
+          <w:tcPr>
+            <w:tcW w:type="dxa" w:w="4968"/>
+          </w:tcPr>
+          <w:p>
+            <w:r>
+              <w:t>法人</w:t>
+            </w:r>
+          </w:p>
+        </w:tc>
+      </w:tr>
+      <w:tr>
+        <w:tc>
+          <w:tcPr>
+            <w:tcW w:type="dxa" w:w="4968"/>
+          </w:tcPr>
+          <w:p>
+            <w:r>
+              <w:t>Group Chart of Accounts</w:t>
+            </w:r>
+          </w:p>
+        </w:tc>
+        <w:tc>
+          <w:tcPr>
+            <w:tcW w:type="dxa" w:w="4968"/>
+          </w:tcPr>
+          <w:p>
+            <w:r>
+              <w:t>集团科目表</w:t>
+            </w:r>
+          </w:p>
+        </w:tc>
+      </w:tr>
+      <w:tr>
+        <w:tc>
+          <w:tcPr>
+            <w:tcW w:type="dxa" w:w="4968"/>
+          </w:tcPr>
+          <w:p>
+            <w:r>
+              <w:t>Main Account</w:t>
+            </w:r>
+          </w:p>
+        </w:tc>
+        <w:tc>
+          <w:tcPr>
+            <w:tcW w:type="dxa" w:w="4968"/>
+          </w:tcPr>
+          <w:p>
+            <w:r>
+              <w:t>主科目</w:t>
+            </w:r>
+          </w:p>
+        </w:tc>
+      </w:tr>
+      <w:tr>
+        <w:tc>
+          <w:tcPr>
+            <w:tcW w:type="dxa" w:w="4968"/>
+          </w:tcPr>
+          <w:p>
+            <w:r>
+              <w:t>Budget Cycle / Budget Sheet</w:t>
+            </w:r>
+          </w:p>
+        </w:tc>
+        <w:tc>
+          <w:tcPr>
+            <w:tcW w:type="dxa" w:w="4968"/>
+          </w:tcPr>
+          <w:p>
+            <w:r>
+              <w:t>预算周期 / 预算表</w:t>
+            </w:r>
+          </w:p>
+        </w:tc>
+      </w:tr>
+      <w:tr>
+        <w:tc>
+          <w:tcPr>
+            <w:tcW w:type="dxa" w:w="4968"/>
+          </w:tcPr>
+          <w:p>
+            <w:r>
+              <w:t>Close</w:t>
+            </w:r>
+          </w:p>
+        </w:tc>
+        <w:tc>
+          <w:tcPr>
+            <w:tcW w:type="dxa" w:w="4968"/>
+          </w:tcPr>
+          <w:p>
+            <w:r>
+              <w:t>关账（弹窗Close按钮为关闭）</w:t>
+            </w:r>
+          </w:p>
+        </w:tc>
+      </w:tr>
+      <w:tr>
+        <w:tc>
+          <w:tcPr>
+            <w:tcW w:type="dxa" w:w="4968"/>
+          </w:tcPr>
+          <w:p>
+            <w:r>
+              <w:t>Close Lead</w:t>
+            </w:r>
+          </w:p>
+        </w:tc>
+        <w:tc>
+          <w:tcPr>
+            <w:tcW w:type="dxa" w:w="4968"/>
+          </w:tcPr>
+          <w:p>
+            <w:r>
+              <w:t>关账负责人</w:t>
+            </w:r>
+          </w:p>
+        </w:tc>
+      </w:tr>
+      <w:tr>
+        <w:tc>
+          <w:tcPr>
+            <w:tcW w:type="dxa" w:w="4968"/>
+          </w:tcPr>
+          <w:p>
+            <w:r>
+              <w:t>Assertion Run</w:t>
+            </w:r>
+          </w:p>
+        </w:tc>
+        <w:tc>
+          <w:tcPr>
+            <w:tcW w:type="dxa" w:w="4968"/>
+          </w:tcPr>
+          <w:p>
+            <w:r>
+              <w:t>校验运行</w:t>
+            </w:r>
+          </w:p>
+        </w:tc>
+      </w:tr>
+      <w:tr>
+        <w:tc>
+          <w:tcPr>
+            <w:tcW w:type="dxa" w:w="4968"/>
+          </w:tcPr>
+          <w:p>
+            <w:r>
+              <w:t>Sign-off</w:t>
+            </w:r>
+          </w:p>
+        </w:tc>
+        <w:tc>
+          <w:tcPr>
+            <w:tcW w:type="dxa" w:w="4968"/>
+          </w:tcPr>
+          <w:p>
+            <w:r>
+              <w:t>签核</w:t>
+            </w:r>
+          </w:p>
+        </w:tc>
+      </w:tr>
+      <w:tr>
+        <w:tc>
+          <w:tcPr>
+            <w:tcW w:type="dxa" w:w="4968"/>
+          </w:tcPr>
+          <w:p>
+            <w:r>
+              <w:t>Non-controlling Interest</w:t>
+            </w:r>
+          </w:p>
+        </w:tc>
+        <w:tc>
+          <w:tcPr>
+            <w:tcW w:type="dxa" w:w="4968"/>
+          </w:tcPr>
+          <w:p>
+            <w:r>
+              <w:t>少数股东权益</w:t>
+            </w:r>
+          </w:p>
+        </w:tc>
+      </w:tr>
+      <w:tr>
+        <w:tc>
+          <w:tcPr>
+            <w:tcW w:type="dxa" w:w="4968"/>
+          </w:tcPr>
+          <w:p>
+            <w:r>
+              <w:t>My work / Period</w:t>
+            </w:r>
+          </w:p>
+        </w:tc>
+        <w:tc>
+          <w:tcPr>
+            <w:tcW w:type="dxa" w:w="4968"/>
+          </w:tcPr>
+          <w:p>
+            <w:r>
+              <w:t>我的工作 / 会计期间</w:t>
+            </w:r>
+          </w:p>
+        </w:tc>
+      </w:tr>
+      <w:tr>
+        <w:tc>
+          <w:tcPr>
+            <w:tcW w:type="dxa" w:w="4968"/>
+          </w:tcPr>
+          <w:p>
+            <w:r>
+              <w:t>Trial balances / Intercompany</w:t>
+            </w:r>
+          </w:p>
+        </w:tc>
+        <w:tc>
+          <w:tcPr>
+            <w:tcW w:type="dxa" w:w="4968"/>
+          </w:tcPr>
+          <w:p>
+            <w:r>
+              <w:t>试算平衡表 / 集团内部往来</w:t>
+            </w:r>
+          </w:p>
+        </w:tc>
+      </w:tr>
+      <w:tr>
+        <w:tc>
+          <w:tcPr>
+            <w:tcW w:type="dxa" w:w="4968"/>
+          </w:tcPr>
+          <w:p>
+            <w:r>
+              <w:t>Rates &amp; ownership</w:t>
+            </w:r>
+          </w:p>
+        </w:tc>
+        <w:tc>
+          <w:tcPr>
+            <w:tcW w:type="dxa" w:w="4968"/>
+          </w:tcPr>
+          <w:p>
+            <w:r>
+              <w:t>汇率与持股关系</w:t>
+            </w:r>
+          </w:p>
+        </w:tc>
+      </w:tr>
+      <w:tr>
+        <w:tc>
+          <w:tcPr>
+            <w:tcW w:type="dxa" w:w="4968"/>
+          </w:tcPr>
+          <w:p>
+            <w:r>
+              <w:t>Adjustments / Approvals</w:t>
+            </w:r>
+          </w:p>
+        </w:tc>
+        <w:tc>
+          <w:tcPr>
+            <w:tcW w:type="dxa" w:w="4968"/>
+          </w:tcPr>
+          <w:p>
+            <w:r>
+              <w:t>调整 / 审批</w:t>
+            </w:r>
+          </w:p>
+        </w:tc>
+      </w:tr>
+      <w:tr>
+        <w:tc>
+          <w:tcPr>
+            <w:tcW w:type="dxa" w:w="4968"/>
+          </w:tcPr>
+          <w:p>
+            <w:r>
+              <w:t>Checks / Numbers</w:t>
+            </w:r>
+          </w:p>
+        </w:tc>
+        <w:tc>
+          <w:tcPr>
+            <w:tcW w:type="dxa" w:w="4968"/>
+          </w:tcPr>
+          <w:p>
+            <w:r>
+              <w:t>检查 / 财务数据</w:t>
+            </w:r>
+          </w:p>
+        </w:tc>
+      </w:tr>
+      <w:tr>
+        <w:tc>
+          <w:tcPr>
+            <w:tcW w:type="dxa" w:w="4968"/>
+          </w:tcPr>
+          <w:p>
+            <w:r>
+              <w:t>Audit trail</w:t>
+            </w:r>
+          </w:p>
+        </w:tc>
+        <w:tc>
+          <w:tcPr>
+            <w:tcW w:type="dxa" w:w="4968"/>
+          </w:tcPr>
+          <w:p>
+            <w:r>
+              <w:t>审计轨迹</w:t>
+            </w:r>
+          </w:p>
+        </w:tc>
+      </w:tr>
+    </w:tbl>
+    <w:p>
+      <w:pPr>
+        <w:pStyle w:val="Heading1"/>
+      </w:pPr>
+      <w:r>
+        <w:t>运行资源与故障处理更新</w:t>
+      </w:r>
+    </w:p>
+    <w:p>
+      <w:r>
+        <w:t>启动器读取Windows实际可用提交内存，自动选择4096或6144MiB客户机内存，TCG翻译缓存固定128MiB。物理内存至少16384MiB且可用提交额度至少7168MiB时选择6144MiB；其他满足至少5120MiB可用提交额度的情况选择4096MiB。预算含1024MiB总余量。这是启动估算，不保证其他程序继续占用时仍有足够额度。</w:t>
+      </w:r>
+    </w:p>
+    <w:p>
+      <w:r>
+        <w:t>cannot set up guest memory 'pc.ram'表示客户机内存申请失败。保存工作后关闭闲置程序；检查Windows虚拟内存是否由系统管理、磁盘空间是否足够，必要时重启。启动器不会自动修改分页文件、安全策略或业务盘。</w:t>
+      </w:r>
+    </w:p>
+    <w:p>
+      <w:r>
+        <w:t>新版每轮串口日志使用guest-console-&lt;本轮标识&gt;.log；确切文件路径在启动页显示，旧guest-console.log保留。中文升级未通过安全校验时会明确报错；先安全退出，保留数据和日志后排查，不应反复删除数据重装。</w:t>
+      </w:r>
+    </w:p>
     <w:sectPr>
       <w:headerReference w:type="default" r:id="rId9"/>
       <w:footerReference w:type="default" r:id="rId10"/>
@@ -9666,7 +9827,7 @@
         <w:rFonts w:ascii="Arial" w:hAnsi="Arial" w:eastAsia="宋体"/>
         <w:sz w:val="16"/>
       </w:rPr>
-      <w:t xml:space="preserve">自研EPM研发基线  ·  2026-10-19  ·  </w:t>
+      <w:t xml:space="preserve">自研EPM研发基线  ·  2026-10-20  ·  </w:t>
     </w:r>
     <w:fldSimple w:instr="PAGE"/>
     <w:r>
@@ -9693,7 +9854,7 @@
         <w:color w:val="687785"/>
         <w:sz w:val="16"/>
       </w:rPr>
-      <w:t>自研EPM免Docker版中文用户手册  |  v1.1</w:t>
+      <w:t>自研EPM免Docker版中文用户手册  |  v1.2</w:t>
     </w:r>
   </w:p>
 </w:hdr>

--- a/docs/EPM_User_Manual_CN.docx
+++ b/docs/EPM_User_Manual_CN.docx
@@ -56,7 +56,7 @@
     </w:p>
     <w:p>
       <w:r>
-        <w:t>v1.2　｜　2026年10月20日</w:t>
+        <w:t>v1.3　｜　2026年10月20日</w:t>
       </w:r>
     </w:p>
     <w:p>
@@ -198,7 +198,7 @@
     </w:p>
     <w:p>
       <w:r>
-        <w:t>文档版本：1.2（中文免Docker便携版）；更新日期：2026年10月20日。适用基线：Konsolidat 99d7c5a3b08c82034cc26eced1fbb95eaafec12b 与 Konsol d2d71efdb1f198610d711f656b8373ac0c9cd0c4。</w:t>
+        <w:t>文档版本：1.3（中文免Docker便携版）；更新日期：2026年10月20日。适用基线：Konsolidat 99d7c5a3b08c82034cc26eced1fbb95eaafec12b 与 Konsol d2d71efdb1f198610d711f656b8373ac0c9cd0c4。</w:t>
       </w:r>
     </w:p>
     <w:p>
@@ -1543,17 +1543,8 @@
             <w:vAlign w:val="top"/>
           </w:tcPr>
           <w:p>
-            <w:pPr>
-              <w:spacing w:after="30" w:before="30" w:line="240" w:lineRule="auto"/>
-            </w:pPr>
-            <w:r>
-              <w:rPr>
-                <w:rFonts w:ascii="Arial" w:hAnsi="Arial" w:eastAsia="宋体"/>
-                <w:b w:val="0"/>
-                <w:i w:val="0"/>
-                <w:sz w:val="18"/>
-              </w:rPr>
-              <w:t>Numbers</w:t>
+            <w:r>
+              <w:t>合并报表（Numbers）</w:t>
             </w:r>
           </w:p>
         </w:tc>
@@ -9363,7 +9354,7 @@
     </w:p>
     <w:p>
       <w:r>
-        <w:t>v1.2 中文界面更新 · 2026-10-20。本节为后续新增需求和实际改造说明；前文原源码字段、接口和业务规则仍用于追溯原项目。</w:t>
+        <w:t>v1.3 中文界面与工作台修订 · 2026-10-20。本节为后续新增需求和实际改造说明；前文原源码字段、接口和业务规则仍用于追溯原项目。</w:t>
       </w:r>
     </w:p>
     <w:p>
@@ -9391,7 +9382,12 @@
     </w:p>
     <w:p>
       <w:r>
-        <w:t>另附两套中文HTML交互原型，解压后从“请先打开.html”进入。完整版演示集团合并、全面预算、经营分析与管理配置；合并与经营分析版的预算页面仅为静态预留，按钮禁用。两版均持续显示“交互原型·演示数据”，在浏览器内使用样例数据，不连接正式账套，刷新即还原；其操作效果不能作为运行软件已经实现该能力的证明。</w:t>
+        <w:t>另附两套中文HTML交互原型，分别解压后双击ZIP内对应的HTML文件。完整版演示集团合并、全面预算、经营分析与管理配置；合并与经营分析版的预算页面仅为静态预留，按钮禁用。两版均持续显示“交互原型·演示数据”，在浏览器内使用样例数据，不连接正式账套，刷新即还原；其操作效果不能作为运行软件已经实现该能力的证明。</w:t>
+      </w:r>
+    </w:p>
+    <w:p>
+      <w:r>
+        <w:t>首次缺少标准导航工作区时，本版只调用原项目的工作区工厂补建Workspace，不运行整套迁移、不重建账套。已有工作区保留；技术名和路由仍为Konsolidat及/app/konsolidat，显示名称通过官方词典设为“自研EPM”。Group Close为明确的导航标识，显示“集团关账”；弹窗Close按钮仍显示“关闭”。工作区不存在或必要导航不完整时，不应宣告中文版就绪。</w:t>
       </w:r>
     </w:p>
     <w:tbl>
@@ -9854,7 +9850,7 @@
         <w:color w:val="687785"/>
         <w:sz w:val="16"/>
       </w:rPr>
-      <w:t>自研EPM免Docker版中文用户手册  |  v1.2</w:t>
+      <w:t>自研EPM免Docker版中文用户手册  |  v1.3</w:t>
     </w:r>
   </w:p>
 </w:hdr>

--- a/docs/EPM_User_Manual_CN.docx
+++ b/docs/EPM_User_Manual_CN.docx
@@ -9747,7 +9747,7 @@
           </w:tcPr>
           <w:p>
             <w:r>
-              <w:t>检查 / 财务数据</w:t>
+              <w:t>检查 / 合并报表</w:t>
             </w:r>
           </w:p>
         </w:tc>
